--- a/common/src/main/resources/templates/data-survey-report.docx
+++ b/common/src/main/resources/templates/data-survey-report.docx
@@ -1775,6 +1775,15 @@
     <w:p>
       <w:r>
         <w:br w:type="page"/>
+      </w:r>
+    </w:p>
+    <w:p>
+      <w:r>
+        <w:rPr>
+          <w:rFonts w:ascii="微软雅黑" w:hAnsi="微软雅黑" w:eastAsia="微软雅黑"/>
+          <w:sz w:val="21"/>
+        </w:rPr>
+        <w:t>{{exportNotes}}</w:t>
       </w:r>
     </w:p>
     <w:p>
